--- a/PowerShell/1.docx
+++ b/PowerShell/1.docx
@@ -23,67 +23,155 @@
         <w:jc w:val="both"/>
       </w:pPr>
       <w:r>
-        <w:t>Операционные системы UNIX и Windows базируются на принципиально разных подходах. Принципы UNIX — "все есть файл" и "все есть текст", принцип Windows — "все есть объект". Поэтому в UNIX-подобных системах (macOS, Linux) задачи автоматизации сводятся к манипуляциям с файловой системой и обработке текста, а для управления Windows дополнительно необходимо уметь работать с внутренними объектными моделями.</w:t>
-      </w:r>
-    </w:p>
-    <w:p>
-      <w:pPr>
-        <w:spacing w:after="0"/>
-        <w:jc w:val="both"/>
-      </w:pPr>
-    </w:p>
-    <w:p>
-      <w:pPr>
-        <w:spacing w:after="0"/>
-        <w:jc w:val="both"/>
-      </w:pPr>
-      <w:r>
-        <w:t>В Windows есть три стандартных инструмента автоматизации: командная строка и пакетные файлы интерпретатора cmd.exe, сценарии Windows Script Host (WSH) на языках VBScript и JScript, командная строка и среда выполнения сценариев Windows PowerShell.</w:t>
-      </w:r>
-    </w:p>
-    <w:p>
-      <w:pPr>
-        <w:spacing w:after="0"/>
-        <w:jc w:val="both"/>
-      </w:pPr>
-    </w:p>
-    <w:p>
-      <w:pPr>
-        <w:spacing w:after="0"/>
-        <w:jc w:val="both"/>
-      </w:pPr>
-      <w:r>
-        <w:t>Компания Microsoft прекратила развитие cmd и WSH, они поддерживаются для работы разработанных ранее скриптов. Основной инструмент в настоящем и будущем — PowerShell.</w:t>
-      </w:r>
-    </w:p>
-    <w:p>
-      <w:pPr>
-        <w:spacing w:after="0"/>
-        <w:jc w:val="both"/>
-      </w:pPr>
-    </w:p>
-    <w:p>
-      <w:pPr>
-        <w:spacing w:after="0"/>
-        <w:jc w:val="both"/>
-      </w:pPr>
-      <w:r>
-        <w:t>В отличие от всех других оболочек, команды PowerShell взаимодействуют друг с другом не с помощью символьных строк, а через объекты. Язык PowerShell является одним из .NET-языков и позволяет совмещать в сценариях императивный и декларативный стили программирования.</w:t>
-      </w:r>
-    </w:p>
-    <w:p>
-      <w:pPr>
-        <w:spacing w:after="0"/>
-        <w:jc w:val="both"/>
-      </w:pPr>
-    </w:p>
-    <w:p>
-      <w:pPr>
-        <w:spacing w:after="0"/>
-        <w:jc w:val="both"/>
-      </w:pPr>
-      <w:r>
-        <w:t>Исходный код PowerShell открыт, оболочка является кросс-платформенной, ее можно установить в macOS и Linux.</w:t>
+        <w:t>Операционные системы UNIX и Windows базируются на принципиально разных подходах. Принципы UNIX — "все есть файл" и "все есть текст", принцип Windows — "все есть объект". Поэтому в UNIX-подобных системах (</w:t>
+      </w:r>
+      <w:proofErr w:type="spellStart"/>
+      <w:r>
+        <w:t>macOS</w:t>
+      </w:r>
+      <w:proofErr w:type="spellEnd"/>
+      <w:r>
+        <w:t>, Linux) задачи автоматизации сводятся к манипуляциям с файловой системой и обработке текста, а для управления Windows дополнительно необходимо уметь работать с внутренними объектными моделями.</w:t>
+      </w:r>
+    </w:p>
+    <w:p>
+      <w:pPr>
+        <w:spacing w:after="0"/>
+        <w:jc w:val="both"/>
+      </w:pPr>
+    </w:p>
+    <w:p>
+      <w:pPr>
+        <w:spacing w:after="0"/>
+        <w:jc w:val="both"/>
+      </w:pPr>
+      <w:r>
+        <w:t xml:space="preserve">В Windows есть три стандартных инструмента автоматизации: командная строка и пакетные файлы интерпретатора cmd.exe, сценарии Windows </w:t>
+      </w:r>
+      <w:proofErr w:type="spellStart"/>
+      <w:r>
+        <w:t>Script</w:t>
+      </w:r>
+      <w:proofErr w:type="spellEnd"/>
+      <w:r>
+        <w:t xml:space="preserve"> Host (WSH) на языках </w:t>
+      </w:r>
+      <w:proofErr w:type="spellStart"/>
+      <w:r>
+        <w:t>VBScript</w:t>
+      </w:r>
+      <w:proofErr w:type="spellEnd"/>
+      <w:r>
+        <w:t xml:space="preserve"> и </w:t>
+      </w:r>
+      <w:proofErr w:type="spellStart"/>
+      <w:r>
+        <w:t>JScript</w:t>
+      </w:r>
+      <w:proofErr w:type="spellEnd"/>
+      <w:r>
+        <w:t xml:space="preserve">, командная строка и среда выполнения сценариев Windows </w:t>
+      </w:r>
+      <w:proofErr w:type="spellStart"/>
+      <w:r>
+        <w:t>PowerShell</w:t>
+      </w:r>
+      <w:proofErr w:type="spellEnd"/>
+      <w:r>
+        <w:t>.</w:t>
+      </w:r>
+    </w:p>
+    <w:p>
+      <w:pPr>
+        <w:spacing w:after="0"/>
+        <w:jc w:val="both"/>
+      </w:pPr>
+    </w:p>
+    <w:p>
+      <w:pPr>
+        <w:spacing w:after="0"/>
+        <w:jc w:val="both"/>
+      </w:pPr>
+      <w:r>
+        <w:t xml:space="preserve">Компания Microsoft прекратила развитие </w:t>
+      </w:r>
+      <w:proofErr w:type="spellStart"/>
+      <w:r>
+        <w:t>cmd</w:t>
+      </w:r>
+      <w:proofErr w:type="spellEnd"/>
+      <w:r>
+        <w:t xml:space="preserve"> и WSH, они поддерживаются для работы разработанных ранее скриптов. Основной инструмент в настоящем и будущем — </w:t>
+      </w:r>
+      <w:proofErr w:type="spellStart"/>
+      <w:r>
+        <w:t>PowerShell</w:t>
+      </w:r>
+      <w:proofErr w:type="spellEnd"/>
+      <w:r>
+        <w:t>.</w:t>
+      </w:r>
+    </w:p>
+    <w:p>
+      <w:pPr>
+        <w:spacing w:after="0"/>
+        <w:jc w:val="both"/>
+      </w:pPr>
+    </w:p>
+    <w:p>
+      <w:pPr>
+        <w:spacing w:after="0"/>
+        <w:jc w:val="both"/>
+      </w:pPr>
+      <w:r>
+        <w:t xml:space="preserve">В отличие от всех других оболочек, команды </w:t>
+      </w:r>
+      <w:proofErr w:type="spellStart"/>
+      <w:r>
+        <w:t>PowerShell</w:t>
+      </w:r>
+      <w:proofErr w:type="spellEnd"/>
+      <w:r>
+        <w:t xml:space="preserve"> взаимодействуют друг с другом не с помощью символьных строк, а через объекты. Язык </w:t>
+      </w:r>
+      <w:proofErr w:type="spellStart"/>
+      <w:r>
+        <w:t>PowerShell</w:t>
+      </w:r>
+      <w:proofErr w:type="spellEnd"/>
+      <w:r>
+        <w:t xml:space="preserve"> является одним из .NET-языков и позволяет совмещать в сценариях императивный и декларативный стили программирования.</w:t>
+      </w:r>
+    </w:p>
+    <w:p>
+      <w:pPr>
+        <w:spacing w:after="0"/>
+        <w:jc w:val="both"/>
+      </w:pPr>
+    </w:p>
+    <w:p>
+      <w:pPr>
+        <w:spacing w:after="0"/>
+        <w:jc w:val="both"/>
+      </w:pPr>
+      <w:r>
+        <w:t xml:space="preserve">Исходный код </w:t>
+      </w:r>
+      <w:proofErr w:type="spellStart"/>
+      <w:r>
+        <w:t>PowerShell</w:t>
+      </w:r>
+      <w:proofErr w:type="spellEnd"/>
+      <w:r>
+        <w:t xml:space="preserve"> открыт, оболочка является кросс-платформенной, ее можно установить в </w:t>
+      </w:r>
+      <w:proofErr w:type="spellStart"/>
+      <w:r>
+        <w:t>macOS</w:t>
+      </w:r>
+      <w:proofErr w:type="spellEnd"/>
+      <w:r>
+        <w:t xml:space="preserve"> и Linux.</w:t>
       </w:r>
     </w:p>
     <w:p>
@@ -112,13 +200,13 @@
         <w:jc w:val="both"/>
       </w:pPr>
       <w:r>
-        <w:t>Аппаратные терминалы обеспечивали общение человека с компьютером через</w:t>
+        <w:t>Аппаратные терминалы обеспечивали общение человека с компьютером через командную строку в самом начале компьютерной эпохи. До появления персональных компьютеров для работы с серверами в режиме командной строки использовались консоли — устройства со встроенной клавиатурой и монитором,</w:t>
       </w:r>
       <w:r>
         <w:t xml:space="preserve"> </w:t>
       </w:r>
       <w:r>
-        <w:t>командную строку в самом начале компьютерной эпохи. До появления персональных компьютеров для работы с серверами в режиме командной строки использовались консоли — устройства со встроенной клавиатурой и монитором,в которых запускался программный аналог терминала.</w:t>
+        <w:t>в которых запускался программный аналог терминала.</w:t>
       </w:r>
     </w:p>
     <w:p>
@@ -132,13 +220,7 @@
         <w:jc w:val="both"/>
       </w:pPr>
       <w:r>
-        <w:t>Приложение-терминал позволяет вводить символьные команды, отправляет их</w:t>
-      </w:r>
-      <w:r>
-        <w:t xml:space="preserve"> </w:t>
-      </w:r>
-      <w:r>
-        <w:t>другому процессу и отображает поступающие от этого процесса строки текста.</w:t>
+        <w:t>Приложение-терминал позволяет вводить символьные команды, отправляет их другому процессу и отображает поступающие от этого процесса строки текста.</w:t>
       </w:r>
     </w:p>
     <w:p>
@@ -152,13 +234,7 @@
         <w:jc w:val="both"/>
       </w:pPr>
       <w:r>
-        <w:t>Команды, поступающие от терминала, выполняются командной оболочкой.</w:t>
-      </w:r>
-      <w:r>
-        <w:t xml:space="preserve"> </w:t>
-      </w:r>
-      <w:r>
-        <w:t>Оболочки не имеют собственного пользовательского интерфейса.</w:t>
+        <w:t>Команды, поступающие от терминала, выполняются командной оболочкой. Оболочки не имеют собственного пользовательского интерфейса.</w:t>
       </w:r>
     </w:p>
     <w:p>
@@ -172,19 +248,7 @@
         <w:jc w:val="both"/>
       </w:pPr>
       <w:r>
-        <w:t>Для персонального компьютера терминал и командная оболочка — это два приложения, запущенные на одном компьютере, которые должны обмениваться</w:t>
-      </w:r>
-      <w:r>
-        <w:t xml:space="preserve"> </w:t>
-      </w:r>
-      <w:r>
-        <w:t>текстом друг с другом. С одной и той же оболочкой можно работать с помощью</w:t>
-      </w:r>
-      <w:r>
-        <w:t xml:space="preserve"> </w:t>
-      </w:r>
-      <w:r>
-        <w:t>разных терминалов, а из одного терминала можно запускать разные оболочки.</w:t>
+        <w:t>Для персонального компьютера терминал и командная оболочка — это два приложения, запущенные на одном компьютере, которые должны обмениваться текстом друг с другом. С одной и той же оболочкой можно работать с помощью разных терминалов, а из одного терминала можно запускать разные оболочки.</w:t>
       </w:r>
     </w:p>
     <w:p>
@@ -199,13 +263,23 @@
       </w:pPr>
       <w:r>
         <w:lastRenderedPageBreak/>
-        <w:t>В Windows включены две командные оболочки: стандартная командная строка</w:t>
-      </w:r>
-      <w:r>
-        <w:t xml:space="preserve"> </w:t>
-      </w:r>
-      <w:r>
-        <w:t>cmd и Windows PowerShell.</w:t>
+        <w:t xml:space="preserve">В Windows включены две командные оболочки: стандартная командная строка </w:t>
+      </w:r>
+      <w:proofErr w:type="spellStart"/>
+      <w:r>
+        <w:t>cmd</w:t>
+      </w:r>
+      <w:proofErr w:type="spellEnd"/>
+      <w:r>
+        <w:t xml:space="preserve"> и Windows </w:t>
+      </w:r>
+      <w:proofErr w:type="spellStart"/>
+      <w:r>
+        <w:t>PowerShell</w:t>
+      </w:r>
+      <w:proofErr w:type="spellEnd"/>
+      <w:r>
+        <w:t>.</w:t>
       </w:r>
     </w:p>
     <w:p>
@@ -219,47 +293,41 @@
         <w:jc w:val="both"/>
       </w:pPr>
       <w:r>
-        <w:t>В качестве стандартного терминала в Windows используется консоль ConHost,</w:t>
-      </w:r>
-      <w:r>
-        <w:t xml:space="preserve"> </w:t>
-      </w:r>
-      <w:r>
-        <w:t>к которой операционная система автоматически подключает запущенную оболочку или консольное приложение. Дополнительно в Windows можно установить усовершенствованный Windows Terminal. Это приложение с открытым</w:t>
-      </w:r>
-      <w:r>
-        <w:t xml:space="preserve"> </w:t>
-      </w:r>
-      <w:r>
-        <w:t>исходным кодом, которое активно развивается и позиционируется Microsoft</w:t>
-      </w:r>
-      <w:r>
-        <w:t xml:space="preserve"> </w:t>
-      </w:r>
-      <w:r>
-        <w:t>в качестве основного инструмента для работы с оболочками командной строки</w:t>
-      </w:r>
-      <w:r>
-        <w:t xml:space="preserve"> </w:t>
-      </w:r>
-      <w:r>
-        <w:t>в современных версиях Windows.</w:t>
-      </w:r>
-    </w:p>
-    <w:p>
-      <w:pPr>
-        <w:spacing w:after="0"/>
-        <w:jc w:val="both"/>
-      </w:pPr>
-    </w:p>
-    <w:p>
-      <w:pPr>
-        <w:spacing w:after="0"/>
-        <w:jc w:val="both"/>
-      </w:pPr>
-      <w:r>
-        <w:t>ОСТАНОВИЛАСЬ СТР 43</w:t>
-      </w:r>
+        <w:t xml:space="preserve">В качестве стандартного терминала в Windows используется консоль </w:t>
+      </w:r>
+      <w:proofErr w:type="spellStart"/>
+      <w:r>
+        <w:t>ConHost</w:t>
+      </w:r>
+      <w:proofErr w:type="spellEnd"/>
+      <w:r>
+        <w:t>, к которой операционная система автоматически подключает запущенную оболочку или консольное приложение. Дополнительно в Windows можно установить усовершенствованный Windows Terminal. Это приложение с открытым исходным кодом, которое активно развивается и позиционируется Microsoft в качестве основного инструмента для работы с оболочками командной строки в современных версиях Windows.</w:t>
+      </w:r>
+    </w:p>
+    <w:p>
+      <w:pPr>
+        <w:spacing w:after="0"/>
+        <w:jc w:val="both"/>
+      </w:pPr>
+    </w:p>
+    <w:p>
+      <w:r>
+        <w:t xml:space="preserve">Остановилась на </w:t>
+      </w:r>
+      <w:proofErr w:type="spellStart"/>
+      <w:r>
+        <w:t>стр</w:t>
+      </w:r>
+      <w:proofErr w:type="spellEnd"/>
+      <w:r>
+        <w:t xml:space="preserve"> 53</w:t>
+      </w:r>
+    </w:p>
+    <w:p>
+      <w:pPr>
+        <w:spacing w:after="0"/>
+        <w:jc w:val="both"/>
+      </w:pPr>
     </w:p>
     <w:sectPr>
       <w:pgSz w:w="11906" w:h="16838" w:code="9"/>
@@ -1152,6 +1220,7 @@
   <w:style w:type="character" w:default="1" w:styleId="a0">
     <w:name w:val="Default Paragraph Font"/>
     <w:uiPriority w:val="1"/>
+    <w:semiHidden/>
     <w:unhideWhenUsed/>
   </w:style>
   <w:style w:type="table" w:default="1" w:styleId="a1">
